--- a/Cableado_Estructurado/Propuesta_Curso_Cableado_Estructurado_Kinal.docx
+++ b/Cableado_Estructurado/Propuesta_Curso_Cableado_Estructurado_Kinal.docx
@@ -281,7 +281,7 @@
                 <w:color w:val="1A202C"/>
                 <w:sz w:val="19"/>
               </w:rPr>
-              <w:t>Presencial en Laboratorios de Redes de Kinal con apoyo digital en Google Classroom (80% Taller / 20% Plataforma)</w:t>
+              <w:t>Presencial en Laboratorios de Redes de Kinal con apoyo digital en Kinal.academy (Moodle) (80% Taller / 20% Plataforma)</w:t>
             </w:r>
           </w:p>
         </w:tc>
